--- a/CEPHO_Grand_Master_Plan_v11_FINAL.docx
+++ b/CEPHO_Grand_Master_Plan_v11_FINAL.docx
@@ -2358,7 +2358,7 @@
         <w:rPr>
           <w:sz w:val="22"/>
         </w:rPr>
-        <w:t>Operational Guardrails: Comprehensive audit logs, real-time alerting for anomalous behavior, and a master</w:t>
+        <w:t>Operational Guardrails: Comprehensive audit logs, real-time alerting for anomalous behavior, and a master "Big Red Button" kill switch that allows administrators to halt all autonomous activity immediately in an emergency.</w:t>
       </w:r>
     </w:p>
     <w:p>
